--- a/_implementation-notes/evening-series/FotH Evening Session 4 Leader Notes DRAFT v1.docx
+++ b/_implementation-notes/evening-series/FotH Evening Session 4 Leader Notes DRAFT v1.docx
@@ -696,7 +696,7 @@
           <w:color w:val="6B8E3F"/>
           <w:sz w:val="18"/>
         </w:rPr>
-        <w:t>S4 · 8:16–8:20 · LEAD: CONTENT PRESENTER</w:t>
+        <w:t>S4 · 8:16–8:20 · LEAD: CONTAINER HOLDER</w:t>
       </w:r>
     </w:p>
     <w:p>

--- a/_implementation-notes/evening-series/FotH Evening Session 4 Leader Notes DRAFT v1.docx
+++ b/_implementation-notes/evening-series/FotH Evening Session 4 Leader Notes DRAFT v1.docx
@@ -549,7 +549,7 @@
         <w:ind w:left="216"/>
       </w:pPr>
       <w:r>
-        <w:t>2. The senior prays, then sends: same pairs, in pairs where you sit as last week, families together; back at 5:12.</w:t>
+        <w:t>2. The senior prays, then sends: same pairs, in pairs where you sit as last week, families together; back at 8:16.</w:t>
       </w:r>
     </w:p>
     <w:p>

--- a/_implementation-notes/evening-series/FotH Evening Session 4 Leader Notes DRAFT v1.docx
+++ b/_implementation-notes/evening-series/FotH Evening Session 4 Leader Notes DRAFT v1.docx
@@ -4,7 +4,7 @@
   <w:body>
     <w:p>
       <w:pPr>
-        <w:spacing w:after="40"/>
+        <w:spacing w:before="0" w:after="40"/>
       </w:pPr>
       <w:r>
         <w:rPr>
@@ -18,22 +18,92 @@
     </w:p>
     <w:p>
       <w:pPr>
-        <w:spacing w:after="160"/>
+        <w:spacing w:before="0" w:after="80"/>
       </w:pPr>
       <w:r>
         <w:rPr>
-          <w:i/>
           <w:color w:val="595959"/>
           <w:sz w:val="18"/>
         </w:rPr>
-        <w:t>FotH Evening · the speaker notes, in hand — so the leading pair reads the room, not the screen. Same content as the deck notes; the slides carry the room, these notes carry you. Practice the session together beforehand.</w:t>
+        <w:t>FotH Evening · the speaker notes, in hand — so the leading pair reads the room, not the screen. The big number on each block is the number in the corner of the screen; the colour is whose block it is. Built from the deck's own notes, so the two always agree.</w:t>
+      </w:r>
+    </w:p>
+    <w:p>
+      <w:pPr>
+        <w:spacing w:before="0" w:after="200"/>
+      </w:pPr>
+      <w:r>
+        <w:rPr>
+          <w:b/>
+          <w:color w:val="1F4E79"/>
+          <w:sz w:val="18"/>
+          <w:shd w:val="clear" w:color="auto" w:fill="DEEAF6"/>
+        </w:rPr>
+        <w:t xml:space="preserve"> ▌ CONTAINER HOLDER </w:t>
+      </w:r>
+      <w:r>
+        <w:rPr>
+          <w:sz w:val="18"/>
+        </w:rPr>
+        <w:t xml:space="preserve">   </w:t>
+      </w:r>
+      <w:r>
+        <w:rPr>
+          <w:b/>
+          <w:color w:val="B45309"/>
+          <w:sz w:val="18"/>
+          <w:shd w:val="clear" w:color="auto" w:fill="FCE9D6"/>
+        </w:rPr>
+        <w:t xml:space="preserve"> ‖ CONTENT PRESENTER </w:t>
+      </w:r>
+      <w:r>
+        <w:rPr>
+          <w:sz w:val="18"/>
+        </w:rPr>
+        <w:t xml:space="preserve">   </w:t>
+      </w:r>
+      <w:r>
+        <w:rPr>
+          <w:b/>
+          <w:color w:val="6B3FA0"/>
+          <w:sz w:val="18"/>
+          <w:shd w:val="clear" w:color="auto" w:fill="ECE3F5"/>
+        </w:rPr>
+        <w:t xml:space="preserve"> ▐ BOTH LEADERS </w:t>
+      </w:r>
+      <w:r>
+        <w:rPr>
+          <w:sz w:val="18"/>
+        </w:rPr>
+        <w:t xml:space="preserve">   </w:t>
+      </w:r>
+      <w:r>
+        <w:rPr>
+          <w:i/>
+          <w:color w:val="7F7F7F"/>
+          <w:sz w:val="16"/>
+        </w:rPr>
+        <w:t>Bar styles differ too, so the roles still read in black and white.</w:t>
       </w:r>
     </w:p>
     <w:p>
       <w:pPr>
         <w:keepNext/>
-        <w:spacing w:before="160" w:after="20"/>
+        <w:pBdr>
+          <w:left w:val="dotted" w:sz="24" w:space="8" w:color="8C8C8C"/>
+        </w:pBdr>
+        <w:shd w:val="clear" w:color="auto" w:fill="F0F0F0"/>
+        <w:spacing w:before="160" w:after="40"/>
       </w:pPr>
+      <w:r>
+        <w:rPr>
+          <w:rFonts w:ascii="Cambria" w:hAnsi="Cambria"/>
+          <w:b/>
+          <w:color w:val="8C8C8C"/>
+          <w:sz w:val="24"/>
+        </w:rPr>
+        <w:t>Title</w:t>
+      </w:r>
       <w:r>
         <w:rPr>
           <w:rFonts w:ascii="Cambria" w:hAnsi="Cambria"/>
@@ -41,13 +111,32 @@
           <w:color w:val="2C5F2D"/>
           <w:sz w:val="24"/>
         </w:rPr>
-        <w:t>Slide 1 — Fellowship of the Heart</w:t>
+        <w:t xml:space="preserve">   Fellowship of the Heart</w:t>
+      </w:r>
+      <w:r>
+        <w:rPr>
+          <w:b/>
+          <w:color w:val="8C8C8C"/>
+          <w:sz w:val="17"/>
+        </w:rPr>
+        <w:t xml:space="preserve">    ON SCREEN</w:t>
+      </w:r>
+      <w:r>
+        <w:rPr>
+          <w:b w:val="0"/>
+          <w:color w:val="7F7F7F"/>
+          <w:sz w:val="16"/>
+        </w:rPr>
+        <w:t xml:space="preserve">   · slide 1 of 15</w:t>
       </w:r>
     </w:p>
     <w:p>
       <w:pPr>
         <w:keepNext/>
-        <w:spacing w:after="40"/>
+        <w:pBdr>
+          <w:left w:val="dotted" w:sz="24" w:space="8" w:color="8C8C8C"/>
+        </w:pBdr>
+        <w:spacing w:before="0" w:after="60"/>
       </w:pPr>
       <w:r>
         <w:rPr>
@@ -60,7 +149,10 @@
     </w:p>
     <w:p>
       <w:pPr>
-        <w:ind w:left="216"/>
+        <w:pBdr>
+          <w:left w:val="dotted" w:sz="24" w:space="8" w:color="8C8C8C"/>
+        </w:pBdr>
+        <w:spacing w:before="0" w:after="60"/>
       </w:pPr>
       <w:r>
         <w:t>On screen as the room assembles on night one. All Scripture ESV; the plans carry the scripts; these slides carry the room — and these notes carry you.</w:t>
@@ -69,8 +161,21 @@
     <w:p>
       <w:pPr>
         <w:keepNext/>
-        <w:spacing w:before="160" w:after="20"/>
+        <w:pBdr>
+          <w:left w:val="dotted" w:sz="24" w:space="8" w:color="8C8C8C"/>
+        </w:pBdr>
+        <w:shd w:val="clear" w:color="auto" w:fill="F0F0F0"/>
+        <w:spacing w:before="160" w:after="40"/>
       </w:pPr>
+      <w:r>
+        <w:rPr>
+          <w:rFonts w:ascii="Cambria" w:hAnsi="Cambria"/>
+          <w:b/>
+          <w:color w:val="8C8C8C"/>
+          <w:sz w:val="30"/>
+        </w:rPr>
+        <w:t>52</w:t>
+      </w:r>
       <w:r>
         <w:rPr>
           <w:rFonts w:ascii="Cambria" w:hAnsi="Cambria"/>
@@ -78,13 +183,32 @@
           <w:color w:val="2C5F2D"/>
           <w:sz w:val="24"/>
         </w:rPr>
-        <w:t>Slide 2 — SESSION 4</w:t>
+        <w:t xml:space="preserve">   SESSION 4</w:t>
+      </w:r>
+      <w:r>
+        <w:rPr>
+          <w:b/>
+          <w:color w:val="8C8C8C"/>
+          <w:sz w:val="17"/>
+        </w:rPr>
+        <w:t xml:space="preserve">    ON SCREEN</w:t>
+      </w:r>
+      <w:r>
+        <w:rPr>
+          <w:b w:val="0"/>
+          <w:color w:val="7F7F7F"/>
+          <w:sz w:val="16"/>
+        </w:rPr>
+        <w:t xml:space="preserve">   · slide 2 of 15</w:t>
       </w:r>
     </w:p>
     <w:p>
       <w:pPr>
         <w:keepNext/>
-        <w:spacing w:after="40"/>
+        <w:pBdr>
+          <w:left w:val="dotted" w:sz="24" w:space="8" w:color="8C8C8C"/>
+        </w:pBdr>
+        <w:spacing w:before="0" w:after="60"/>
       </w:pPr>
       <w:r>
         <w:rPr>
@@ -97,7 +221,10 @@
     </w:p>
     <w:p>
       <w:pPr>
-        <w:ind w:left="216"/>
+        <w:pBdr>
+          <w:left w:val="dotted" w:sz="24" w:space="8" w:color="8C8C8C"/>
+        </w:pBdr>
+        <w:spacing w:before="0" w:after="60"/>
       </w:pPr>
       <w:r>
         <w:t>On screen through dinner and as the circle forms. Greet at the door — the slide holds the room.</w:t>
@@ -106,8 +233,21 @@
     <w:p>
       <w:pPr>
         <w:keepNext/>
-        <w:spacing w:before="160" w:after="20"/>
+        <w:pBdr>
+          <w:left w:val="single" w:sz="24" w:space="8" w:color="1F4E79"/>
+        </w:pBdr>
+        <w:shd w:val="clear" w:color="auto" w:fill="DEEAF6"/>
+        <w:spacing w:before="160" w:after="40"/>
       </w:pPr>
+      <w:r>
+        <w:rPr>
+          <w:rFonts w:ascii="Cambria" w:hAnsi="Cambria"/>
+          <w:b/>
+          <w:color w:val="1F4E79"/>
+          <w:sz w:val="30"/>
+        </w:rPr>
+        <w:t>53</w:t>
+      </w:r>
       <w:r>
         <w:rPr>
           <w:rFonts w:ascii="Cambria" w:hAnsi="Cambria"/>
@@ -115,13 +255,32 @@
           <w:color w:val="2C5F2D"/>
           <w:sz w:val="24"/>
         </w:rPr>
-        <w:t>Slide 3 — Where We Are — the Four Connects</w:t>
+        <w:t xml:space="preserve">   Where We Are — the Four Connects</w:t>
+      </w:r>
+      <w:r>
+        <w:rPr>
+          <w:b/>
+          <w:color w:val="1F4E79"/>
+          <w:sz w:val="17"/>
+        </w:rPr>
+        <w:t xml:space="preserve">    CONTAINER HOLDER</w:t>
+      </w:r>
+      <w:r>
+        <w:rPr>
+          <w:b w:val="0"/>
+          <w:color w:val="7F7F7F"/>
+          <w:sz w:val="16"/>
+        </w:rPr>
+        <w:t xml:space="preserve">   · slide 3 of 15</w:t>
       </w:r>
     </w:p>
     <w:p>
       <w:pPr>
         <w:keepNext/>
-        <w:spacing w:after="40"/>
+        <w:pBdr>
+          <w:left w:val="single" w:sz="24" w:space="8" w:color="1F4E79"/>
+        </w:pBdr>
+        <w:spacing w:before="0" w:after="60"/>
       </w:pPr>
       <w:r>
         <w:rPr>
@@ -129,12 +288,31 @@
           <w:color w:val="6B8E3F"/>
           <w:sz w:val="18"/>
         </w:rPr>
-        <w:t>S4 · WELCOME · LEAD: CONTAINER HOLDER · GROUNDING — every session opens on this map</w:t>
+        <w:t xml:space="preserve">S4 · WELCOME · </w:t>
+      </w:r>
+      <w:r>
+        <w:rPr>
+          <w:b/>
+          <w:color w:val="1F4E79"/>
+          <w:sz w:val="18"/>
+        </w:rPr>
+        <w:t>LEAD: CONTAINER HOLDER</w:t>
+      </w:r>
+      <w:r>
+        <w:rPr>
+          <w:b/>
+          <w:color w:val="6B8E3F"/>
+          <w:sz w:val="18"/>
+        </w:rPr>
+        <w:t xml:space="preserve"> · GROUNDING — every session opens on this map</w:t>
       </w:r>
     </w:p>
     <w:p>
       <w:pPr>
-        <w:ind w:left="216"/>
+        <w:pBdr>
+          <w:left w:val="single" w:sz="24" w:space="8" w:color="1F4E79"/>
+        </w:pBdr>
+        <w:spacing w:before="0" w:after="20"/>
       </w:pPr>
       <w:r>
         <w:rPr>
@@ -146,7 +324,10 @@
     </w:p>
     <w:p>
       <w:pPr>
-        <w:ind w:left="216"/>
+        <w:pBdr>
+          <w:left w:val="single" w:sz="24" w:space="8" w:color="1F4E79"/>
+        </w:pBdr>
+        <w:spacing w:before="0" w:after="60"/>
       </w:pPr>
       <w:r>
         <w:t>1. Locate tonight on the map, plainly: Session 4 crosses from the first box toward the second — Self opening toward Others — walked again, teen-led. Each connection makes the next one real (Matt. 22:37–40).</w:t>
@@ -154,7 +335,10 @@
     </w:p>
     <w:p>
       <w:pPr>
-        <w:ind w:left="216"/>
+        <w:pBdr>
+          <w:left w:val="single" w:sz="24" w:space="8" w:color="1F4E79"/>
+        </w:pBdr>
+        <w:spacing w:before="0" w:after="60"/>
       </w:pPr>
       <w:r>
         <w:t>2. The four boxes are one journey — each connection makes the next one real — rooted in the two great commandments: love God, love neighbor (Matt 22:37–40).</w:t>
@@ -162,7 +346,10 @@
     </w:p>
     <w:p>
       <w:pPr>
-        <w:ind w:left="216"/>
+        <w:pBdr>
+          <w:left w:val="single" w:sz="24" w:space="8" w:color="1F4E79"/>
+        </w:pBdr>
+        <w:spacing w:before="0" w:after="60"/>
       </w:pPr>
       <w:r>
         <w:t>3. This is also the 'where we are on the map' minute the welcome owes any newcomer.</w:t>
@@ -170,24 +357,40 @@
     </w:p>
     <w:p>
       <w:pPr>
-        <w:ind w:left="216"/>
+        <w:pBdr>
+          <w:left w:val="single" w:sz="24" w:space="8" w:color="1F4E79"/>
+        </w:pBdr>
+        <w:spacing w:before="0" w:after="60"/>
       </w:pPr>
       <w:r>
         <w:rPr>
           <w:b/>
           <w:color w:val="595959"/>
         </w:rPr>
-        <w:t>CUES:</w:t>
+        <w:t xml:space="preserve">CUES: </w:t>
       </w:r>
       <w:r>
-        <w:t xml:space="preserve"> Two minutes at most; then tonight's road.</w:t>
+        <w:t>Two minutes at most; then tonight's road.</w:t>
       </w:r>
     </w:p>
     <w:p>
       <w:pPr>
         <w:keepNext/>
-        <w:spacing w:before="160" w:after="20"/>
+        <w:pBdr>
+          <w:left w:val="thickThinSmallGap" w:sz="24" w:space="8" w:color="6B3FA0"/>
+        </w:pBdr>
+        <w:shd w:val="clear" w:color="auto" w:fill="ECE3F5"/>
+        <w:spacing w:before="160" w:after="40"/>
       </w:pPr>
+      <w:r>
+        <w:rPr>
+          <w:rFonts w:ascii="Cambria" w:hAnsi="Cambria"/>
+          <w:b/>
+          <w:color w:val="6B3FA0"/>
+          <w:sz w:val="30"/>
+        </w:rPr>
+        <w:t>54</w:t>
+      </w:r>
       <w:r>
         <w:rPr>
           <w:rFonts w:ascii="Cambria" w:hAnsi="Cambria"/>
@@ -195,13 +398,32 @@
           <w:color w:val="2C5F2D"/>
           <w:sz w:val="24"/>
         </w:rPr>
-        <w:t>Slide 4 — Session 4 — Tonight’s Road</w:t>
+        <w:t xml:space="preserve">   Session 4 — Tonight’s Road</w:t>
+      </w:r>
+      <w:r>
+        <w:rPr>
+          <w:b/>
+          <w:color w:val="6B3FA0"/>
+          <w:sz w:val="17"/>
+        </w:rPr>
+        <w:t xml:space="preserve">    BOTH LEADERS</w:t>
+      </w:r>
+      <w:r>
+        <w:rPr>
+          <w:b w:val="0"/>
+          <w:color w:val="7F7F7F"/>
+          <w:sz w:val="16"/>
+        </w:rPr>
+        <w:t xml:space="preserve">   · slide 4 of 15</w:t>
       </w:r>
     </w:p>
     <w:p>
       <w:pPr>
         <w:keepNext/>
-        <w:spacing w:after="40"/>
+        <w:pBdr>
+          <w:left w:val="thickThinSmallGap" w:sz="24" w:space="8" w:color="6B3FA0"/>
+        </w:pBdr>
+        <w:spacing w:before="0" w:after="60"/>
       </w:pPr>
       <w:r>
         <w:rPr>
@@ -209,12 +431,30 @@
           <w:color w:val="6B8E3F"/>
           <w:sz w:val="18"/>
         </w:rPr>
-        <w:t>S4 · 7:00–8:30 · LEAD: BOTH LEADERS</w:t>
+        <w:t xml:space="preserve">S4 · 7:00–8:30 · </w:t>
+      </w:r>
+      <w:r>
+        <w:rPr>
+          <w:b/>
+          <w:color w:val="6B3FA0"/>
+          <w:sz w:val="18"/>
+        </w:rPr>
+        <w:t>LEAD: BOTH LEADERS</w:t>
+      </w:r>
+      <w:r>
+        <w:rPr>
+          <w:b/>
+          <w:color w:val="6B8E3F"/>
+          <w:sz w:val="18"/>
+        </w:rPr>
       </w:r>
     </w:p>
     <w:p>
       <w:pPr>
-        <w:ind w:left="216"/>
+        <w:pBdr>
+          <w:left w:val="thickThinSmallGap" w:sz="24" w:space="8" w:color="6B3FA0"/>
+        </w:pBdr>
+        <w:spacing w:before="0" w:after="20"/>
       </w:pPr>
       <w:r>
         <w:rPr>
@@ -226,7 +466,10 @@
     </w:p>
     <w:p>
       <w:pPr>
-        <w:ind w:left="216"/>
+        <w:pBdr>
+          <w:left w:val="thickThinSmallGap" w:sz="24" w:space="8" w:color="6B3FA0"/>
+        </w:pBdr>
+        <w:spacing w:before="0" w:after="60"/>
       </w:pPr>
       <w:r>
         <w:t>1. The teens tell today — same question, same pairs, nothing new taught; the completion is the point.</w:t>
@@ -234,7 +477,10 @@
     </w:p>
     <w:p>
       <w:pPr>
-        <w:ind w:left="216"/>
+        <w:pBdr>
+          <w:left w:val="thickThinSmallGap" w:sz="24" w:space="8" w:color="6B3FA0"/>
+        </w:pBdr>
+        <w:spacing w:before="0" w:after="60"/>
       </w:pPr>
       <w:r>
         <w:t>2. A Companion-in-Formation (senior teen) leads the open, the bridge, their own pair, and the close — protocol card in hand, adult across the circle.</w:t>
@@ -242,7 +488,10 @@
     </w:p>
     <w:p>
       <w:pPr>
-        <w:ind w:left="216"/>
+        <w:pBdr>
+          <w:left w:val="thickThinSmallGap" w:sz="24" w:space="8" w:color="6B3FA0"/>
+        </w:pBdr>
+        <w:spacing w:before="0" w:after="60"/>
       </w:pPr>
       <w:r>
         <w:t>3. Same Section 6 preparation as Week 3: re-read within 48 hours; crisis card in pocket; backup on call.</w:t>
@@ -250,39 +499,58 @@
     </w:p>
     <w:p>
       <w:pPr>
-        <w:ind w:left="216"/>
+        <w:pBdr>
+          <w:left w:val="thickThinSmallGap" w:sz="24" w:space="8" w:color="6B3FA0"/>
+        </w:pBdr>
+        <w:spacing w:before="0" w:after="60"/>
       </w:pPr>
       <w:r>
         <w:rPr>
           <w:b/>
           <w:color w:val="595959"/>
         </w:rPr>
-        <w:t>GUARD:</w:t>
+        <w:t xml:space="preserve">GUARD: </w:t>
       </w:r>
       <w:r>
-        <w:t xml:space="preserve"> The bright line governs everything — the senior leads process; the adult holds care. If the FC1 gate has not cleared, adults lead exactly as Week 3.</w:t>
+        <w:t>The bright line governs everything — the senior leads process; the adult holds care. If the FC1 gate has not cleared, adults lead exactly as Week 3.</w:t>
       </w:r>
     </w:p>
     <w:p>
       <w:pPr>
-        <w:ind w:left="216"/>
+        <w:pBdr>
+          <w:left w:val="thickThinSmallGap" w:sz="24" w:space="8" w:color="6B3FA0"/>
+        </w:pBdr>
+        <w:spacing w:before="0" w:after="60"/>
       </w:pPr>
       <w:r>
         <w:rPr>
           <w:b/>
           <w:color w:val="595959"/>
         </w:rPr>
-        <w:t>CUES:</w:t>
+        <w:t xml:space="preserve">CUES: </w:t>
       </w:r>
       <w:r>
-        <w:t xml:space="preserve"> If you are covering: the senior still leads their blocks — receive their leadership as the room does; do not hover, do not re-lead.</w:t>
+        <w:t>If you are covering: the senior still leads their blocks — receive their leadership as the room does; do not hover, do not re-lead.</w:t>
       </w:r>
     </w:p>
     <w:p>
       <w:pPr>
         <w:keepNext/>
-        <w:spacing w:before="160" w:after="20"/>
+        <w:pBdr>
+          <w:left w:val="single" w:sz="24" w:space="8" w:color="1F4E79"/>
+        </w:pBdr>
+        <w:shd w:val="clear" w:color="auto" w:fill="DEEAF6"/>
+        <w:spacing w:before="160" w:after="40"/>
       </w:pPr>
+      <w:r>
+        <w:rPr>
+          <w:rFonts w:ascii="Cambria" w:hAnsi="Cambria"/>
+          <w:b/>
+          <w:color w:val="1F4E79"/>
+          <w:sz w:val="30"/>
+        </w:rPr>
+        <w:t>55</w:t>
+      </w:r>
       <w:r>
         <w:rPr>
           <w:rFonts w:ascii="Cambria" w:hAnsi="Cambria"/>
@@ -290,13 +558,32 @@
           <w:color w:val="2C5F2D"/>
           <w:sz w:val="24"/>
         </w:rPr>
-        <w:t>Slide 5 — Opening Container — the Eight Steps</w:t>
+        <w:t xml:space="preserve">   Opening Container — the Eight Steps</w:t>
+      </w:r>
+      <w:r>
+        <w:rPr>
+          <w:b/>
+          <w:color w:val="1F4E79"/>
+          <w:sz w:val="17"/>
+        </w:rPr>
+        <w:t xml:space="preserve">    CONTAINER HOLDER</w:t>
+      </w:r>
+      <w:r>
+        <w:rPr>
+          <w:b w:val="0"/>
+          <w:color w:val="7F7F7F"/>
+          <w:sz w:val="16"/>
+        </w:rPr>
+        <w:t xml:space="preserve">   · slide 5 of 15</w:t>
       </w:r>
     </w:p>
     <w:p>
       <w:pPr>
         <w:keepNext/>
-        <w:spacing w:after="40"/>
+        <w:pBdr>
+          <w:left w:val="single" w:sz="24" w:space="8" w:color="1F4E79"/>
+        </w:pBdr>
+        <w:spacing w:before="0" w:after="60"/>
       </w:pPr>
       <w:r>
         <w:rPr>
@@ -304,12 +591,30 @@
           <w:color w:val="6B8E3F"/>
           <w:sz w:val="18"/>
         </w:rPr>
-        <w:t>S4 · 7:00–7:08 · LEAD: CONTAINER HOLDER</w:t>
+        <w:t xml:space="preserve">S4 · 7:00–7:08 · </w:t>
+      </w:r>
+      <w:r>
+        <w:rPr>
+          <w:b/>
+          <w:color w:val="1F4E79"/>
+          <w:sz w:val="18"/>
+        </w:rPr>
+        <w:t>LEAD: CONTAINER HOLDER</w:t>
+      </w:r>
+      <w:r>
+        <w:rPr>
+          <w:b/>
+          <w:color w:val="6B8E3F"/>
+          <w:sz w:val="18"/>
+        </w:rPr>
       </w:r>
     </w:p>
     <w:p>
       <w:pPr>
-        <w:ind w:left="216"/>
+        <w:pBdr>
+          <w:left w:val="single" w:sz="24" w:space="8" w:color="1F4E79"/>
+        </w:pBdr>
+        <w:spacing w:before="0" w:after="20"/>
       </w:pPr>
       <w:r>
         <w:rPr>
@@ -321,7 +626,10 @@
     </w:p>
     <w:p>
       <w:pPr>
-        <w:ind w:left="216"/>
+        <w:pBdr>
+          <w:left w:val="single" w:sz="24" w:space="8" w:color="1F4E79"/>
+        </w:pBdr>
+        <w:spacing w:before="0" w:after="60"/>
       </w:pPr>
       <w:r>
         <w:t>1. The Companion-in-Formation opens the night: blessing, container, Week 4 frame — the pieces are required, their own words are fine (card H4.1).</w:t>
@@ -329,7 +637,10 @@
     </w:p>
     <w:p>
       <w:pPr>
-        <w:ind w:left="216"/>
+        <w:pBdr>
+          <w:left w:val="single" w:sz="24" w:space="8" w:color="1F4E79"/>
+        </w:pBdr>
+        <w:spacing w:before="0" w:after="60"/>
       </w:pPr>
       <w:r>
         <w:t>2. You sit in the circle as a participant and do not hover.</w:t>
@@ -337,39 +648,58 @@
     </w:p>
     <w:p>
       <w:pPr>
-        <w:ind w:left="216"/>
+        <w:pBdr>
+          <w:left w:val="single" w:sz="24" w:space="8" w:color="1F4E79"/>
+        </w:pBdr>
+        <w:spacing w:before="0" w:after="60"/>
       </w:pPr>
       <w:r>
         <w:rPr>
           <w:b/>
           <w:color w:val="595959"/>
         </w:rPr>
-        <w:t>CUES:</w:t>
+        <w:t xml:space="preserve">CUES: </w:t>
       </w:r>
       <w:r>
-        <w:t xml:space="preserve"> The room registers a teen leading within ten seconds. Let it — no introduction, no explanation, no applause. Receive the opening exactly as the room received it from the Lead Companion in Weeks 1–3.</w:t>
+        <w:t>The room registers a teen leading within ten seconds. Let it — no introduction, no explanation, no applause. Receive the opening exactly as the room received it from the Lead Companion in Weeks 1–3.</w:t>
       </w:r>
     </w:p>
     <w:p>
       <w:pPr>
-        <w:ind w:left="216"/>
+        <w:pBdr>
+          <w:left w:val="single" w:sz="24" w:space="8" w:color="1F4E79"/>
+        </w:pBdr>
+        <w:spacing w:before="0" w:after="60"/>
       </w:pPr>
       <w:r>
         <w:rPr>
           <w:b/>
           <w:color w:val="595959"/>
         </w:rPr>
-        <w:t>PAIR LEAD:</w:t>
+        <w:t xml:space="preserve">PAIR LEAD: </w:t>
       </w:r>
       <w:r>
-        <w:t xml:space="preserve"> name the leading pair in the welcome — two leaders hold tonight, and the room will see the evening handed back and forth between them; that is the design. The pair practices the session together beforehand.</w:t>
+        <w:t>name the leading pair in the welcome — two leaders hold tonight, and the room will see the evening handed back and forth between them; that is the design. The pair practices the session together beforehand.</w:t>
       </w:r>
     </w:p>
     <w:p>
       <w:pPr>
         <w:keepNext/>
-        <w:spacing w:before="160" w:after="20"/>
+        <w:pBdr>
+          <w:left w:val="single" w:sz="24" w:space="8" w:color="1F4E79"/>
+        </w:pBdr>
+        <w:shd w:val="clear" w:color="auto" w:fill="DEEAF6"/>
+        <w:spacing w:before="160" w:after="40"/>
       </w:pPr>
+      <w:r>
+        <w:rPr>
+          <w:rFonts w:ascii="Cambria" w:hAnsi="Cambria"/>
+          <w:b/>
+          <w:color w:val="1F4E79"/>
+          <w:sz w:val="30"/>
+        </w:rPr>
+        <w:t>56</w:t>
+      </w:r>
       <w:r>
         <w:rPr>
           <w:rFonts w:ascii="Cambria" w:hAnsi="Cambria"/>
@@ -377,13 +707,32 @@
           <w:color w:val="2C5F2D"/>
           <w:sz w:val="24"/>
         </w:rPr>
-        <w:t>Slide 6 — Joint Footprints Check-In</w:t>
+        <w:t xml:space="preserve">   Joint Footprints Check-In</w:t>
+      </w:r>
+      <w:r>
+        <w:rPr>
+          <w:b/>
+          <w:color w:val="1F4E79"/>
+          <w:sz w:val="17"/>
+        </w:rPr>
+        <w:t xml:space="preserve">    CONTAINER HOLDER</w:t>
+      </w:r>
+      <w:r>
+        <w:rPr>
+          <w:b w:val="0"/>
+          <w:color w:val="7F7F7F"/>
+          <w:sz w:val="16"/>
+        </w:rPr>
+        <w:t xml:space="preserve">   · slide 6 of 15</w:t>
       </w:r>
     </w:p>
     <w:p>
       <w:pPr>
         <w:keepNext/>
-        <w:spacing w:after="40"/>
+        <w:pBdr>
+          <w:left w:val="single" w:sz="24" w:space="8" w:color="1F4E79"/>
+        </w:pBdr>
+        <w:spacing w:before="0" w:after="60"/>
       </w:pPr>
       <w:r>
         <w:rPr>
@@ -391,12 +740,30 @@
           <w:color w:val="6B8E3F"/>
           <w:sz w:val="18"/>
         </w:rPr>
-        <w:t>S4 · 7:08–7:25 · LEAD: CONTAINER HOLDER</w:t>
+        <w:t xml:space="preserve">S4 · 7:08–7:25 · </w:t>
+      </w:r>
+      <w:r>
+        <w:rPr>
+          <w:b/>
+          <w:color w:val="1F4E79"/>
+          <w:sz w:val="18"/>
+        </w:rPr>
+        <w:t>LEAD: CONTAINER HOLDER</w:t>
+      </w:r>
+      <w:r>
+        <w:rPr>
+          <w:b/>
+          <w:color w:val="6B8E3F"/>
+          <w:sz w:val="18"/>
+        </w:rPr>
       </w:r>
     </w:p>
     <w:p>
       <w:pPr>
-        <w:ind w:left="216"/>
+        <w:pBdr>
+          <w:left w:val="single" w:sz="24" w:space="8" w:color="1F4E79"/>
+        </w:pBdr>
+        <w:spacing w:before="0" w:after="20"/>
       </w:pPr>
       <w:r>
         <w:rPr>
@@ -408,7 +775,10 @@
     </w:p>
     <w:p>
       <w:pPr>
-        <w:ind w:left="216"/>
+        <w:pBdr>
+          <w:left w:val="single" w:sz="24" w:space="8" w:color="1F4E79"/>
+        </w:pBdr>
+        <w:spacing w:before="0" w:after="60"/>
       </w:pPr>
       <w:r>
         <w:t>1. Lead Companion takes this block. 'Some of you got to it, some didn't — both are fine; honest is what we do here.'</w:t>
@@ -416,7 +786,10 @@
     </w:p>
     <w:p>
       <w:pPr>
-        <w:ind w:left="216"/>
+        <w:pBdr>
+          <w:left w:val="single" w:sz="24" w:space="8" w:color="1F4E79"/>
+        </w:pBdr>
+        <w:spacing w:before="0" w:after="60"/>
       </w:pPr>
       <w:r>
         <w:t>2. One sentence on what it was LIKE, not what was said. The arranged parent starts; then open, and optional.</w:t>
@@ -424,7 +797,10 @@
     </w:p>
     <w:p>
       <w:pPr>
-        <w:ind w:left="216"/>
+        <w:pBdr>
+          <w:left w:val="single" w:sz="24" w:space="8" w:color="1F4E79"/>
+        </w:pBdr>
+        <w:spacing w:before="0" w:after="60"/>
       </w:pPr>
       <w:r>
         <w:t>3. Silence after the opener: wait ten seconds, move on — 'The work is happening, whether or not we name it today.'</w:t>
@@ -433,8 +809,21 @@
     <w:p>
       <w:pPr>
         <w:keepNext/>
-        <w:spacing w:before="160" w:after="20"/>
+        <w:pBdr>
+          <w:left w:val="double" w:sz="12" w:space="8" w:color="B45309"/>
+        </w:pBdr>
+        <w:shd w:val="clear" w:color="auto" w:fill="FCE9D6"/>
+        <w:spacing w:before="160" w:after="40"/>
       </w:pPr>
+      <w:r>
+        <w:rPr>
+          <w:rFonts w:ascii="Cambria" w:hAnsi="Cambria"/>
+          <w:b/>
+          <w:color w:val="B45309"/>
+          <w:sz w:val="30"/>
+        </w:rPr>
+        <w:t>57</w:t>
+      </w:r>
       <w:r>
         <w:rPr>
           <w:rFonts w:ascii="Cambria" w:hAnsi="Cambria"/>
@@ -442,13 +831,32 @@
           <w:color w:val="2C5F2D"/>
           <w:sz w:val="24"/>
         </w:rPr>
-        <w:t>Slide 7 — Psalm 139 — Being Known, Again</w:t>
+        <w:t xml:space="preserve">   Psalm 139 — Being Known, Again</w:t>
+      </w:r>
+      <w:r>
+        <w:rPr>
+          <w:b/>
+          <w:color w:val="B45309"/>
+          <w:sz w:val="17"/>
+        </w:rPr>
+        <w:t xml:space="preserve">    CONTENT PRESENTER</w:t>
+      </w:r>
+      <w:r>
+        <w:rPr>
+          <w:b w:val="0"/>
+          <w:color w:val="7F7F7F"/>
+          <w:sz w:val="16"/>
+        </w:rPr>
+        <w:t xml:space="preserve">   · slide 7 of 15</w:t>
       </w:r>
     </w:p>
     <w:p>
       <w:pPr>
         <w:keepNext/>
-        <w:spacing w:after="40"/>
+        <w:pBdr>
+          <w:left w:val="double" w:sz="12" w:space="8" w:color="B45309"/>
+        </w:pBdr>
+        <w:spacing w:before="0" w:after="60"/>
       </w:pPr>
       <w:r>
         <w:rPr>
@@ -456,12 +864,30 @@
           <w:color w:val="6B8E3F"/>
           <w:sz w:val="18"/>
         </w:rPr>
-        <w:t>S4 · 7:25–7:31 · LEAD: CONTENT PRESENTER</w:t>
+        <w:t xml:space="preserve">S4 · 7:25–7:31 · </w:t>
+      </w:r>
+      <w:r>
+        <w:rPr>
+          <w:b/>
+          <w:color w:val="B45309"/>
+          <w:sz w:val="18"/>
+        </w:rPr>
+        <w:t>LEAD: CONTENT PRESENTER</w:t>
+      </w:r>
+      <w:r>
+        <w:rPr>
+          <w:b/>
+          <w:color w:val="6B8E3F"/>
+          <w:sz w:val="18"/>
+        </w:rPr>
       </w:r>
     </w:p>
     <w:p>
       <w:pPr>
-        <w:ind w:left="216"/>
+        <w:pBdr>
+          <w:left w:val="double" w:sz="12" w:space="8" w:color="B45309"/>
+        </w:pBdr>
+        <w:spacing w:before="0" w:after="20"/>
       </w:pPr>
       <w:r>
         <w:rPr>
@@ -473,7 +899,10 @@
     </w:p>
     <w:p>
       <w:pPr>
-        <w:ind w:left="216"/>
+        <w:pBdr>
+          <w:left w:val="double" w:sz="12" w:space="8" w:color="B45309"/>
+        </w:pBdr>
+        <w:spacing w:before="0" w:after="60"/>
       </w:pPr>
       <w:r>
         <w:t>1. Re-read Psalm 139:23–24 only. Nothing new taught — repetition is how it becomes ours: seen and safe at the same time.</w:t>
@@ -481,7 +910,10 @@
     </w:p>
     <w:p>
       <w:pPr>
-        <w:ind w:left="216"/>
+        <w:pBdr>
+          <w:left w:val="double" w:sz="12" w:space="8" w:color="B45309"/>
+        </w:pBdr>
+        <w:spacing w:before="0" w:after="60"/>
       </w:pPr>
       <w:r>
         <w:t>2. Say the comparison word out loud: put down measuring your story against your mom's or dad's. Every story is its own; the parents went first so you would never have to guess, not so you would have a bar to clear.</w:t>
@@ -489,7 +921,10 @@
     </w:p>
     <w:p>
       <w:pPr>
-        <w:ind w:left="216"/>
+        <w:pBdr>
+          <w:left w:val="double" w:sz="12" w:space="8" w:color="B45309"/>
+        </w:pBdr>
+        <w:spacing w:before="0" w:after="60"/>
       </w:pPr>
       <w:r>
         <w:t>3. If Week 3 flagged fixing: one gentle sentence — 'listening to receive is its own discipline.'</w:t>
@@ -498,8 +933,21 @@
     <w:p>
       <w:pPr>
         <w:keepNext/>
-        <w:spacing w:before="160" w:after="20"/>
+        <w:pBdr>
+          <w:left w:val="double" w:sz="12" w:space="8" w:color="B45309"/>
+        </w:pBdr>
+        <w:shd w:val="clear" w:color="auto" w:fill="FCE9D6"/>
+        <w:spacing w:before="160" w:after="40"/>
       </w:pPr>
+      <w:r>
+        <w:rPr>
+          <w:rFonts w:ascii="Cambria" w:hAnsi="Cambria"/>
+          <w:b/>
+          <w:color w:val="B45309"/>
+          <w:sz w:val="30"/>
+        </w:rPr>
+        <w:t>58</w:t>
+      </w:r>
       <w:r>
         <w:rPr>
           <w:rFonts w:ascii="Cambria" w:hAnsi="Cambria"/>
@@ -507,13 +955,32 @@
           <w:color w:val="2C5F2D"/>
           <w:sz w:val="24"/>
         </w:rPr>
-        <w:t>Slide 8 — Bridge to the Split</w:t>
+        <w:t xml:space="preserve">   Bridge to the Split</w:t>
+      </w:r>
+      <w:r>
+        <w:rPr>
+          <w:b/>
+          <w:color w:val="B45309"/>
+          <w:sz w:val="17"/>
+        </w:rPr>
+        <w:t xml:space="preserve">    CONTENT PRESENTER</w:t>
+      </w:r>
+      <w:r>
+        <w:rPr>
+          <w:b w:val="0"/>
+          <w:color w:val="7F7F7F"/>
+          <w:sz w:val="16"/>
+        </w:rPr>
+        <w:t xml:space="preserve">   · slide 8 of 15</w:t>
       </w:r>
     </w:p>
     <w:p>
       <w:pPr>
         <w:keepNext/>
-        <w:spacing w:after="40"/>
+        <w:pBdr>
+          <w:left w:val="double" w:sz="12" w:space="8" w:color="B45309"/>
+        </w:pBdr>
+        <w:spacing w:before="0" w:after="60"/>
       </w:pPr>
       <w:r>
         <w:rPr>
@@ -521,12 +988,31 @@
           <w:color w:val="6B8E3F"/>
           <w:sz w:val="18"/>
         </w:rPr>
-        <w:t>S4 · 7:31–7:32 · LEAD: CONTENT PRESENTER · TRANSITION</w:t>
+        <w:t xml:space="preserve">S4 · 7:31–7:32 · </w:t>
+      </w:r>
+      <w:r>
+        <w:rPr>
+          <w:b/>
+          <w:color w:val="B45309"/>
+          <w:sz w:val="18"/>
+        </w:rPr>
+        <w:t>LEAD: CONTENT PRESENTER</w:t>
+      </w:r>
+      <w:r>
+        <w:rPr>
+          <w:b/>
+          <w:color w:val="6B8E3F"/>
+          <w:sz w:val="18"/>
+        </w:rPr>
+        <w:t xml:space="preserve"> · TRANSITION</w:t>
       </w:r>
     </w:p>
     <w:p>
       <w:pPr>
-        <w:ind w:left="216"/>
+        <w:pBdr>
+          <w:left w:val="double" w:sz="12" w:space="8" w:color="B45309"/>
+        </w:pBdr>
+        <w:spacing w:before="0" w:after="20"/>
       </w:pPr>
       <w:r>
         <w:rPr>
@@ -538,7 +1024,10 @@
     </w:p>
     <w:p>
       <w:pPr>
-        <w:ind w:left="216"/>
+        <w:pBdr>
+          <w:left w:val="double" w:sz="12" w:space="8" w:color="B45309"/>
+        </w:pBdr>
+        <w:spacing w:before="0" w:after="60"/>
       </w:pPr>
       <w:r>
         <w:t>1. The senior takes the bridge from the card: one question; listeners receive and bless — no fixing, no advising, no relating back; nothing leaves the pair.</w:t>
@@ -546,7 +1035,10 @@
     </w:p>
     <w:p>
       <w:pPr>
-        <w:ind w:left="216"/>
+        <w:pBdr>
+          <w:left w:val="double" w:sz="12" w:space="8" w:color="B45309"/>
+        </w:pBdr>
+        <w:spacing w:before="0" w:after="60"/>
       </w:pPr>
       <w:r>
         <w:t>2. The senior prays, then sends: same pairs, in pairs where you sit as last week, families together; back at 8:16.</w:t>
@@ -554,39 +1046,58 @@
     </w:p>
     <w:p>
       <w:pPr>
-        <w:ind w:left="216"/>
+        <w:pBdr>
+          <w:left w:val="double" w:sz="12" w:space="8" w:color="B45309"/>
+        </w:pBdr>
+        <w:spacing w:before="0" w:after="60"/>
       </w:pPr>
       <w:r>
         <w:rPr>
           <w:b/>
           <w:color w:val="595959"/>
         </w:rPr>
-        <w:t>CUES:</w:t>
+        <w:t xml:space="preserve">CUES: </w:t>
       </w:r>
       <w:r>
-        <w:t xml:space="preserve"> Ten or fewer — 'We're staying right here, one circle, same rules,' and flow straight into the telling.</w:t>
+        <w:t>Ten or fewer — 'We're staying right here, one circle, same rules,' and flow straight into the telling.</w:t>
       </w:r>
     </w:p>
     <w:p>
       <w:pPr>
-        <w:ind w:left="216"/>
+        <w:pBdr>
+          <w:left w:val="double" w:sz="12" w:space="8" w:color="B45309"/>
+        </w:pBdr>
+        <w:spacing w:before="0" w:after="60"/>
       </w:pPr>
       <w:r>
         <w:rPr>
           <w:b/>
           <w:color w:val="595959"/>
         </w:rPr>
-        <w:t>SMALL ROOM:</w:t>
+        <w:t xml:space="preserve">SMALL ROOM: </w:t>
       </w:r>
       <w:r>
-        <w:t xml:space="preserve"> the split is only necessary if the room is large enough to need it. With six or so, stay one circle — or quick pair work in place, knee to knee. Pair work is also the standing time-recovery lever: a full split-and-merge costs about five minutes.</w:t>
+        <w:t>the split is only necessary if the room is large enough to need it. With six or so, stay one circle — or quick pair work in place, knee to knee. Pair work is also the standing time-recovery lever: a full split-and-merge costs about five minutes.</w:t>
       </w:r>
     </w:p>
     <w:p>
       <w:pPr>
         <w:keepNext/>
-        <w:spacing w:before="160" w:after="20"/>
+        <w:pBdr>
+          <w:left w:val="double" w:sz="12" w:space="8" w:color="B45309"/>
+        </w:pBdr>
+        <w:shd w:val="clear" w:color="auto" w:fill="FCE9D6"/>
+        <w:spacing w:before="160" w:after="40"/>
       </w:pPr>
+      <w:r>
+        <w:rPr>
+          <w:rFonts w:ascii="Cambria" w:hAnsi="Cambria"/>
+          <w:b/>
+          <w:color w:val="B45309"/>
+          <w:sz w:val="30"/>
+        </w:rPr>
+        <w:t>59</w:t>
+      </w:r>
       <w:r>
         <w:rPr>
           <w:rFonts w:ascii="Cambria" w:hAnsi="Cambria"/>
@@ -594,13 +1105,32 @@
           <w:color w:val="2C5F2D"/>
           <w:sz w:val="24"/>
         </w:rPr>
-        <w:t>Slide 9 — Stories in pairs — the Teens Tell</w:t>
+        <w:t xml:space="preserve">   Stories in pairs — the Teens Tell</w:t>
+      </w:r>
+      <w:r>
+        <w:rPr>
+          <w:b/>
+          <w:color w:val="B45309"/>
+          <w:sz w:val="17"/>
+        </w:rPr>
+        <w:t xml:space="preserve">    CONTENT PRESENTER</w:t>
+      </w:r>
+      <w:r>
+        <w:rPr>
+          <w:b w:val="0"/>
+          <w:color w:val="7F7F7F"/>
+          <w:sz w:val="16"/>
+        </w:rPr>
+        <w:t xml:space="preserve">   · slide 9 of 15</w:t>
       </w:r>
     </w:p>
     <w:p>
       <w:pPr>
         <w:keepNext/>
-        <w:spacing w:after="40"/>
+        <w:pBdr>
+          <w:left w:val="double" w:sz="12" w:space="8" w:color="B45309"/>
+        </w:pBdr>
+        <w:spacing w:before="0" w:after="60"/>
       </w:pPr>
       <w:r>
         <w:rPr>
@@ -608,12 +1138,31 @@
           <w:color w:val="6B8E3F"/>
           <w:sz w:val="18"/>
         </w:rPr>
-        <w:t>S4 · 7:32–8:16 · LEAD: CONTENT PRESENTER · PAIRS</w:t>
+        <w:t xml:space="preserve">S4 · 7:32–8:16 · </w:t>
+      </w:r>
+      <w:r>
+        <w:rPr>
+          <w:b/>
+          <w:color w:val="B45309"/>
+          <w:sz w:val="18"/>
+        </w:rPr>
+        <w:t>LEAD: CONTENT PRESENTER</w:t>
+      </w:r>
+      <w:r>
+        <w:rPr>
+          <w:b/>
+          <w:color w:val="6B8E3F"/>
+          <w:sz w:val="18"/>
+        </w:rPr>
+        <w:t xml:space="preserve"> · PAIRS</w:t>
       </w:r>
     </w:p>
     <w:p>
       <w:pPr>
-        <w:ind w:left="216"/>
+        <w:pBdr>
+          <w:left w:val="double" w:sz="12" w:space="8" w:color="B45309"/>
+        </w:pBdr>
+        <w:spacing w:before="0" w:after="20"/>
       </w:pPr>
       <w:r>
         <w:rPr>
@@ -625,7 +1174,10 @@
     </w:p>
     <w:p>
       <w:pPr>
-        <w:ind w:left="216"/>
+        <w:pBdr>
+          <w:left w:val="double" w:sz="12" w:space="8" w:color="B45309"/>
+        </w:pBdr>
+        <w:spacing w:before="0" w:after="60"/>
       </w:pPr>
       <w:r>
         <w:t>1. The teens tell — 5–7 minutes each, ten seconds of silence, then blessing; the arranged parent speaks the first blessing after every story.</w:t>
@@ -633,7 +1185,10 @@
     </w:p>
     <w:p>
       <w:pPr>
-        <w:ind w:left="216"/>
+        <w:pBdr>
+          <w:left w:val="double" w:sz="12" w:space="8" w:color="B45309"/>
+        </w:pBdr>
+        <w:spacing w:before="0" w:after="60"/>
       </w:pPr>
       <w:r>
         <w:t>2. In the senior's pair: the senior tells FIRST (the adult steers their blessing round), then facilitates the rest, card in hand; the adult sits directly across, silent through mechanics, holding care.</w:t>
@@ -641,7 +1196,10 @@
     </w:p>
     <w:p>
       <w:pPr>
-        <w:ind w:left="216"/>
+        <w:pBdr>
+          <w:left w:val="double" w:sz="12" w:space="8" w:color="B45309"/>
+        </w:pBdr>
+        <w:spacing w:before="0" w:after="60"/>
       </w:pPr>
       <w:r>
         <w:t>3. Parents receive without correcting the record, filling silences, or bracing — the teen's telling stands today.</w:t>
@@ -649,7 +1207,10 @@
     </w:p>
     <w:p>
       <w:pPr>
-        <w:ind w:left="216"/>
+        <w:pBdr>
+          <w:left w:val="double" w:sz="12" w:space="8" w:color="B45309"/>
+        </w:pBdr>
+        <w:spacing w:before="0" w:after="60"/>
       </w:pPr>
       <w:r>
         <w:t>4. Out of time: compress blessings to one sentence each; every teen gets told.</w:t>
@@ -657,24 +1218,40 @@
     </w:p>
     <w:p>
       <w:pPr>
-        <w:ind w:left="216"/>
+        <w:pBdr>
+          <w:left w:val="double" w:sz="12" w:space="8" w:color="B45309"/>
+        </w:pBdr>
+        <w:spacing w:before="0" w:after="60"/>
       </w:pPr>
       <w:r>
         <w:rPr>
           <w:b/>
           <w:color w:val="595959"/>
         </w:rPr>
-        <w:t>GUARD:</w:t>
+        <w:t xml:space="preserve">GUARD: </w:t>
       </w:r>
       <w:r>
-        <w:t xml:space="preserve"> The handoff rule never bends — anything heavy, the senior says '[Adult's name], I'd like you to take this' and holds the container in silence; the adult takes it instantly and completely, then hands the process back. The senior never counts as one of the two adults; the adult runs any Settle Protocol.</w:t>
+        <w:t>The handoff rule never bends — anything heavy, the senior says '[Adult's name], I'd like you to take this' and holds the container in silence; the adult takes it instantly and completely, then hands the process back. The senior never counts as one of the two adults; the adult runs any Settle Protocol.</w:t>
       </w:r>
     </w:p>
     <w:p>
       <w:pPr>
         <w:keepNext/>
-        <w:spacing w:before="160" w:after="20"/>
+        <w:pBdr>
+          <w:left w:val="single" w:sz="24" w:space="8" w:color="1F4E79"/>
+        </w:pBdr>
+        <w:shd w:val="clear" w:color="auto" w:fill="DEEAF6"/>
+        <w:spacing w:before="160" w:after="40"/>
       </w:pPr>
+      <w:r>
+        <w:rPr>
+          <w:rFonts w:ascii="Cambria" w:hAnsi="Cambria"/>
+          <w:b/>
+          <w:color w:val="1F4E79"/>
+          <w:sz w:val="30"/>
+        </w:rPr>
+        <w:t>60</w:t>
+      </w:r>
       <w:r>
         <w:rPr>
           <w:rFonts w:ascii="Cambria" w:hAnsi="Cambria"/>
@@ -682,13 +1259,32 @@
           <w:color w:val="2C5F2D"/>
           <w:sz w:val="24"/>
         </w:rPr>
-        <w:t>Slide 10 — Merge and One-Word Landing</w:t>
+        <w:t xml:space="preserve">   Merge and One-Word Landing</w:t>
+      </w:r>
+      <w:r>
+        <w:rPr>
+          <w:b/>
+          <w:color w:val="1F4E79"/>
+          <w:sz w:val="17"/>
+        </w:rPr>
+        <w:t xml:space="preserve">    CONTAINER HOLDER</w:t>
+      </w:r>
+      <w:r>
+        <w:rPr>
+          <w:b w:val="0"/>
+          <w:color w:val="7F7F7F"/>
+          <w:sz w:val="16"/>
+        </w:rPr>
+        <w:t xml:space="preserve">   · slide 10 of 15</w:t>
       </w:r>
     </w:p>
     <w:p>
       <w:pPr>
         <w:keepNext/>
-        <w:spacing w:after="40"/>
+        <w:pBdr>
+          <w:left w:val="single" w:sz="24" w:space="8" w:color="1F4E79"/>
+        </w:pBdr>
+        <w:spacing w:before="0" w:after="60"/>
       </w:pPr>
       <w:r>
         <w:rPr>
@@ -696,12 +1292,30 @@
           <w:color w:val="6B8E3F"/>
           <w:sz w:val="18"/>
         </w:rPr>
-        <w:t>S4 · 8:16–8:20 · LEAD: CONTAINER HOLDER</w:t>
+        <w:t xml:space="preserve">S4 · 8:16–8:20 · </w:t>
+      </w:r>
+      <w:r>
+        <w:rPr>
+          <w:b/>
+          <w:color w:val="1F4E79"/>
+          <w:sz w:val="18"/>
+        </w:rPr>
+        <w:t>LEAD: CONTAINER HOLDER</w:t>
+      </w:r>
+      <w:r>
+        <w:rPr>
+          <w:b/>
+          <w:color w:val="6B8E3F"/>
+          <w:sz w:val="18"/>
+        </w:rPr>
       </w:r>
     </w:p>
     <w:p>
       <w:pPr>
-        <w:ind w:left="216"/>
+        <w:pBdr>
+          <w:left w:val="single" w:sz="24" w:space="8" w:color="1F4E79"/>
+        </w:pBdr>
+        <w:spacing w:before="0" w:after="20"/>
       </w:pPr>
       <w:r>
         <w:rPr>
@@ -713,7 +1327,10 @@
     </w:p>
     <w:p>
       <w:pPr>
-        <w:ind w:left="216"/>
+        <w:pBdr>
+          <w:left w:val="single" w:sz="24" w:space="8" w:color="1F4E79"/>
+        </w:pBdr>
+        <w:spacing w:before="0" w:after="60"/>
       </w:pPr>
       <w:r>
         <w:t>1. Lead Companion takes the merge. Let the room settle; do not break the texture with energy.</w:t>
@@ -721,7 +1338,10 @@
     </w:p>
     <w:p>
       <w:pPr>
-        <w:ind w:left="216"/>
+        <w:pBdr>
+          <w:left w:val="single" w:sz="24" w:space="8" w:color="1F4E79"/>
+        </w:pBdr>
+        <w:spacing w:before="0" w:after="60"/>
       </w:pPr>
       <w:r>
         <w:t>2. One word each; the arranged parent starts; pass allowed. Receive — eye contact, small nod, no comment.</w:t>
@@ -729,7 +1349,10 @@
     </w:p>
     <w:p>
       <w:pPr>
-        <w:ind w:left="216"/>
+        <w:pBdr>
+          <w:left w:val="single" w:sz="24" w:space="8" w:color="1F4E79"/>
+        </w:pBdr>
+        <w:spacing w:before="0" w:after="60"/>
       </w:pPr>
       <w:r>
         <w:t>3. Name the completion: every person in the room, parent and teen, has now told and been blessed. 'Rooms like this are rare. They're the kind of room God shows up in.'</w:t>
@@ -738,8 +1361,21 @@
     <w:p>
       <w:pPr>
         <w:keepNext/>
-        <w:spacing w:before="160" w:after="20"/>
+        <w:pBdr>
+          <w:left w:val="double" w:sz="12" w:space="8" w:color="B45309"/>
+        </w:pBdr>
+        <w:shd w:val="clear" w:color="auto" w:fill="FCE9D6"/>
+        <w:spacing w:before="160" w:after="40"/>
       </w:pPr>
+      <w:r>
+        <w:rPr>
+          <w:rFonts w:ascii="Cambria" w:hAnsi="Cambria"/>
+          <w:b/>
+          <w:color w:val="B45309"/>
+          <w:sz w:val="30"/>
+        </w:rPr>
+        <w:t>61</w:t>
+      </w:r>
       <w:r>
         <w:rPr>
           <w:rFonts w:ascii="Cambria" w:hAnsi="Cambria"/>
@@ -747,13 +1383,32 @@
           <w:color w:val="2C5F2D"/>
           <w:sz w:val="24"/>
         </w:rPr>
-        <w:t>Slide 11 — Homework — Two Weeks, Four Parts</w:t>
+        <w:t xml:space="preserve">   Homework — Two Weeks, Four Parts</w:t>
+      </w:r>
+      <w:r>
+        <w:rPr>
+          <w:b/>
+          <w:color w:val="B45309"/>
+          <w:sz w:val="17"/>
+        </w:rPr>
+        <w:t xml:space="preserve">    CONTENT PRESENTER</w:t>
+      </w:r>
+      <w:r>
+        <w:rPr>
+          <w:b w:val="0"/>
+          <w:color w:val="7F7F7F"/>
+          <w:sz w:val="16"/>
+        </w:rPr>
+        <w:t xml:space="preserve">   · slide 11 of 15</w:t>
       </w:r>
     </w:p>
     <w:p>
       <w:pPr>
         <w:keepNext/>
-        <w:spacing w:after="40"/>
+        <w:pBdr>
+          <w:left w:val="double" w:sz="12" w:space="8" w:color="B45309"/>
+        </w:pBdr>
+        <w:spacing w:before="0" w:after="60"/>
       </w:pPr>
       <w:r>
         <w:rPr>
@@ -761,12 +1416,30 @@
           <w:color w:val="6B8E3F"/>
           <w:sz w:val="18"/>
         </w:rPr>
-        <w:t>S4 · 8:20–8:24 · LEAD: CONTENT PRESENTER</w:t>
+        <w:t xml:space="preserve">S4 · 8:20–8:24 · </w:t>
+      </w:r>
+      <w:r>
+        <w:rPr>
+          <w:b/>
+          <w:color w:val="B45309"/>
+          <w:sz w:val="18"/>
+        </w:rPr>
+        <w:t>LEAD: CONTENT PRESENTER</w:t>
+      </w:r>
+      <w:r>
+        <w:rPr>
+          <w:b/>
+          <w:color w:val="6B8E3F"/>
+          <w:sz w:val="18"/>
+        </w:rPr>
       </w:r>
     </w:p>
     <w:p>
       <w:pPr>
-        <w:ind w:left="216"/>
+        <w:pBdr>
+          <w:left w:val="double" w:sz="12" w:space="8" w:color="B45309"/>
+        </w:pBdr>
+        <w:spacing w:before="0" w:after="20"/>
       </w:pPr>
       <w:r>
         <w:rPr>
@@ -778,7 +1451,10 @@
     </w:p>
     <w:p>
       <w:pPr>
-        <w:ind w:left="216"/>
+        <w:pBdr>
+          <w:left w:val="double" w:sz="12" w:space="8" w:color="B45309"/>
+        </w:pBdr>
+        <w:spacing w:before="0" w:after="60"/>
       </w:pPr>
       <w:r>
         <w:t>1. Parent Co-Companion leads. Joint Footprints (H3.5) for every family that has not yet done it — twenty minutes, not the car, not a screen.</w:t>
@@ -786,7 +1462,10 @@
     </w:p>
     <w:p>
       <w:pPr>
-        <w:ind w:left="216"/>
+        <w:pBdr>
+          <w:left w:val="double" w:sz="12" w:space="8" w:color="B45309"/>
+        </w:pBdr>
+        <w:spacing w:before="0" w:after="60"/>
       </w:pPr>
       <w:r>
         <w:t>2. Families who already did it are done — do not force a repeat.</w:t>
@@ -794,7 +1473,10 @@
     </w:p>
     <w:p>
       <w:pPr>
-        <w:ind w:left="216"/>
+        <w:pBdr>
+          <w:left w:val="double" w:sz="12" w:space="8" w:color="B45309"/>
+        </w:pBdr>
+        <w:spacing w:before="0" w:after="60"/>
       </w:pPr>
       <w:r>
         <w:t>3. Everyone keeps the morning question and evening note going: 'that rhythm is quietly doing more than any single evenings.'</w:t>
@@ -803,8 +1485,21 @@
     <w:p>
       <w:pPr>
         <w:keepNext/>
-        <w:spacing w:before="160" w:after="20"/>
+        <w:pBdr>
+          <w:left w:val="double" w:sz="12" w:space="8" w:color="B45309"/>
+        </w:pBdr>
+        <w:shd w:val="clear" w:color="auto" w:fill="FCE9D6"/>
+        <w:spacing w:before="160" w:after="40"/>
       </w:pPr>
+      <w:r>
+        <w:rPr>
+          <w:rFonts w:ascii="Cambria" w:hAnsi="Cambria"/>
+          <w:b/>
+          <w:color w:val="B45309"/>
+          <w:sz w:val="30"/>
+        </w:rPr>
+        <w:t>62</w:t>
+      </w:r>
       <w:r>
         <w:rPr>
           <w:rFonts w:ascii="Cambria" w:hAnsi="Cambria"/>
@@ -812,13 +1507,32 @@
           <w:color w:val="2C5F2D"/>
           <w:sz w:val="24"/>
         </w:rPr>
-        <w:t>Slide 12 — The Take-Home Sheet — the Daily Rhythm</w:t>
+        <w:t xml:space="preserve">   The Take-Home Sheet — the Daily Rhythm</w:t>
+      </w:r>
+      <w:r>
+        <w:rPr>
+          <w:b/>
+          <w:color w:val="B45309"/>
+          <w:sz w:val="17"/>
+        </w:rPr>
+        <w:t xml:space="preserve">    CONTENT PRESENTER</w:t>
+      </w:r>
+      <w:r>
+        <w:rPr>
+          <w:b w:val="0"/>
+          <w:color w:val="7F7F7F"/>
+          <w:sz w:val="16"/>
+        </w:rPr>
+        <w:t xml:space="preserve">   · slide 12 of 15</w:t>
       </w:r>
     </w:p>
     <w:p>
       <w:pPr>
         <w:keepNext/>
-        <w:spacing w:after="40"/>
+        <w:pBdr>
+          <w:left w:val="double" w:sz="12" w:space="8" w:color="B45309"/>
+        </w:pBdr>
+        <w:spacing w:before="0" w:after="60"/>
       </w:pPr>
       <w:r>
         <w:rPr>
@@ -826,12 +1540,30 @@
           <w:color w:val="6B8E3F"/>
           <w:sz w:val="18"/>
         </w:rPr>
-        <w:t>S4 · COMMISSIONING · LEAD: CONTENT PRESENTER</w:t>
+        <w:t xml:space="preserve">S4 · COMMISSIONING · </w:t>
+      </w:r>
+      <w:r>
+        <w:rPr>
+          <w:b/>
+          <w:color w:val="B45309"/>
+          <w:sz w:val="18"/>
+        </w:rPr>
+        <w:t>LEAD: CONTENT PRESENTER</w:t>
+      </w:r>
+      <w:r>
+        <w:rPr>
+          <w:b/>
+          <w:color w:val="6B8E3F"/>
+          <w:sz w:val="18"/>
+        </w:rPr>
       </w:r>
     </w:p>
     <w:p>
       <w:pPr>
-        <w:ind w:left="216"/>
+        <w:pBdr>
+          <w:left w:val="double" w:sz="12" w:space="8" w:color="B45309"/>
+        </w:pBdr>
+        <w:spacing w:before="0" w:after="20"/>
       </w:pPr>
       <w:r>
         <w:rPr>
@@ -843,7 +1575,10 @@
     </w:p>
     <w:p>
       <w:pPr>
-        <w:ind w:left="216"/>
+        <w:pBdr>
+          <w:left w:val="double" w:sz="12" w:space="8" w:color="B45309"/>
+        </w:pBdr>
+        <w:spacing w:before="0" w:after="60"/>
       </w:pPr>
       <w:r>
         <w:t>1. The sheet on the screen is the sheet in their hands — walk it, don't read it.</w:t>
@@ -851,7 +1586,10 @@
     </w:p>
     <w:p>
       <w:pPr>
-        <w:ind w:left="216"/>
+        <w:pBdr>
+          <w:left w:val="double" w:sz="12" w:space="8" w:color="B45309"/>
+        </w:pBdr>
+        <w:spacing w:before="0" w:after="60"/>
       </w:pPr>
       <w:r>
         <w:t>2. The standing rhythm first: the morning question, the evening journal line — one box per day on the week-grids.</w:t>
@@ -859,7 +1597,10 @@
     </w:p>
     <w:p>
       <w:pPr>
-        <w:ind w:left="216"/>
+        <w:pBdr>
+          <w:left w:val="double" w:sz="12" w:space="8" w:color="B45309"/>
+        </w:pBdr>
+        <w:spacing w:before="0" w:after="60"/>
       </w:pPr>
       <w:r>
         <w:t>3. A missed box is never a failure — it is an invitation to return.</w:t>
@@ -867,24 +1608,40 @@
     </w:p>
     <w:p>
       <w:pPr>
-        <w:ind w:left="216"/>
+        <w:pBdr>
+          <w:left w:val="double" w:sz="12" w:space="8" w:color="B45309"/>
+        </w:pBdr>
+        <w:spacing w:before="0" w:after="60"/>
       </w:pPr>
       <w:r>
         <w:rPr>
           <w:b/>
           <w:color w:val="595959"/>
         </w:rPr>
-        <w:t>CUES:</w:t>
+        <w:t xml:space="preserve">CUES: </w:t>
       </w:r>
       <w:r>
-        <w:t xml:space="preserve"> The four parts are the next slide.</w:t>
+        <w:t>The four parts are the next slide.</w:t>
       </w:r>
     </w:p>
     <w:p>
       <w:pPr>
         <w:keepNext/>
-        <w:spacing w:before="160" w:after="20"/>
+        <w:pBdr>
+          <w:left w:val="double" w:sz="12" w:space="8" w:color="B45309"/>
+        </w:pBdr>
+        <w:shd w:val="clear" w:color="auto" w:fill="FCE9D6"/>
+        <w:spacing w:before="160" w:after="40"/>
       </w:pPr>
+      <w:r>
+        <w:rPr>
+          <w:rFonts w:ascii="Cambria" w:hAnsi="Cambria"/>
+          <w:b/>
+          <w:color w:val="B45309"/>
+          <w:sz w:val="30"/>
+        </w:rPr>
+        <w:t>63</w:t>
+      </w:r>
       <w:r>
         <w:rPr>
           <w:rFonts w:ascii="Cambria" w:hAnsi="Cambria"/>
@@ -892,13 +1649,32 @@
           <w:color w:val="2C5F2D"/>
           <w:sz w:val="24"/>
         </w:rPr>
-        <w:t>Slide 13 — The Take-Home Sheet — the Four Parts</w:t>
+        <w:t xml:space="preserve">   The Take-Home Sheet — the Four Parts</w:t>
+      </w:r>
+      <w:r>
+        <w:rPr>
+          <w:b/>
+          <w:color w:val="B45309"/>
+          <w:sz w:val="17"/>
+        </w:rPr>
+        <w:t xml:space="preserve">    CONTENT PRESENTER</w:t>
+      </w:r>
+      <w:r>
+        <w:rPr>
+          <w:b w:val="0"/>
+          <w:color w:val="7F7F7F"/>
+          <w:sz w:val="16"/>
+        </w:rPr>
+        <w:t xml:space="preserve">   · slide 13 of 15</w:t>
       </w:r>
     </w:p>
     <w:p>
       <w:pPr>
         <w:keepNext/>
-        <w:spacing w:after="40"/>
+        <w:pBdr>
+          <w:left w:val="double" w:sz="12" w:space="8" w:color="B45309"/>
+        </w:pBdr>
+        <w:spacing w:before="0" w:after="60"/>
       </w:pPr>
       <w:r>
         <w:rPr>
@@ -906,12 +1682,30 @@
           <w:color w:val="6B8E3F"/>
           <w:sz w:val="18"/>
         </w:rPr>
-        <w:t>S4 · COMMISSIONING · LEAD: CONTENT PRESENTER</w:t>
+        <w:t xml:space="preserve">S4 · COMMISSIONING · </w:t>
+      </w:r>
+      <w:r>
+        <w:rPr>
+          <w:b/>
+          <w:color w:val="B45309"/>
+          <w:sz w:val="18"/>
+        </w:rPr>
+        <w:t>LEAD: CONTENT PRESENTER</w:t>
+      </w:r>
+      <w:r>
+        <w:rPr>
+          <w:b/>
+          <w:color w:val="6B8E3F"/>
+          <w:sz w:val="18"/>
+        </w:rPr>
       </w:r>
     </w:p>
     <w:p>
       <w:pPr>
-        <w:ind w:left="216"/>
+        <w:pBdr>
+          <w:left w:val="double" w:sz="12" w:space="8" w:color="B45309"/>
+        </w:pBdr>
+        <w:spacing w:before="0" w:after="20"/>
       </w:pPr>
       <w:r>
         <w:rPr>
@@ -923,7 +1717,10 @@
     </w:p>
     <w:p>
       <w:pPr>
-        <w:ind w:left="216"/>
+        <w:pBdr>
+          <w:left w:val="double" w:sz="12" w:space="8" w:color="B45309"/>
+        </w:pBdr>
+        <w:spacing w:before="0" w:after="60"/>
       </w:pPr>
       <w:r>
         <w:t>1. The four parts, in order: the homework practice, week one; the end-of-week-one check-in; the homework practice, week two; one sentence of preparation.</w:t>
@@ -931,7 +1728,10 @@
     </w:p>
     <w:p>
       <w:pPr>
-        <w:ind w:left="216"/>
+        <w:pBdr>
+          <w:left w:val="double" w:sz="12" w:space="8" w:color="B45309"/>
+        </w:pBdr>
+        <w:spacing w:before="0" w:after="60"/>
       </w:pPr>
       <w:r>
         <w:t>2. Check-in partners are named aloud before leaving this slide — the sheet has the line to write the name.</w:t>
@@ -939,24 +1739,40 @@
     </w:p>
     <w:p>
       <w:pPr>
-        <w:ind w:left="216"/>
+        <w:pBdr>
+          <w:left w:val="double" w:sz="12" w:space="8" w:color="B45309"/>
+        </w:pBdr>
+        <w:spacing w:before="0" w:after="60"/>
       </w:pPr>
       <w:r>
         <w:rPr>
           <w:b/>
           <w:color w:val="595959"/>
         </w:rPr>
-        <w:t>GUARD:</w:t>
+        <w:t xml:space="preserve">GUARD: </w:t>
       </w:r>
       <w:r>
-        <w:t xml:space="preserve"> The sheet-walk, not a re-teach.</w:t>
+        <w:t>The sheet-walk, not a re-teach.</w:t>
       </w:r>
     </w:p>
     <w:p>
       <w:pPr>
         <w:keepNext/>
-        <w:spacing w:before="160" w:after="20"/>
+        <w:pBdr>
+          <w:left w:val="thickThinSmallGap" w:sz="24" w:space="8" w:color="6B3FA0"/>
+        </w:pBdr>
+        <w:shd w:val="clear" w:color="auto" w:fill="ECE3F5"/>
+        <w:spacing w:before="160" w:after="40"/>
       </w:pPr>
+      <w:r>
+        <w:rPr>
+          <w:rFonts w:ascii="Cambria" w:hAnsi="Cambria"/>
+          <w:b/>
+          <w:color w:val="6B3FA0"/>
+          <w:sz w:val="30"/>
+        </w:rPr>
+        <w:t>64</w:t>
+      </w:r>
       <w:r>
         <w:rPr>
           <w:rFonts w:ascii="Cambria" w:hAnsi="Cambria"/>
@@ -964,13 +1780,32 @@
           <w:color w:val="2C5F2D"/>
           <w:sz w:val="24"/>
         </w:rPr>
-        <w:t>Slide 14 — The Leader Feedback Round</w:t>
+        <w:t xml:space="preserve">   The Leader Feedback Round</w:t>
+      </w:r>
+      <w:r>
+        <w:rPr>
+          <w:b/>
+          <w:color w:val="6B3FA0"/>
+          <w:sz w:val="17"/>
+        </w:rPr>
+        <w:t xml:space="preserve">    BOTH LEADERS</w:t>
+      </w:r>
+      <w:r>
+        <w:rPr>
+          <w:b w:val="0"/>
+          <w:color w:val="7F7F7F"/>
+          <w:sz w:val="16"/>
+        </w:rPr>
+        <w:t xml:space="preserve">   · slide 14 of 15</w:t>
       </w:r>
     </w:p>
     <w:p>
       <w:pPr>
         <w:keepNext/>
-        <w:spacing w:after="40"/>
+        <w:pBdr>
+          <w:left w:val="thickThinSmallGap" w:sz="24" w:space="8" w:color="6B3FA0"/>
+        </w:pBdr>
+        <w:spacing w:before="0" w:after="60"/>
       </w:pPr>
       <w:r>
         <w:rPr>
@@ -978,12 +1813,30 @@
           <w:color w:val="6B8E3F"/>
           <w:sz w:val="18"/>
         </w:rPr>
-        <w:t>S4 · 8:24–8:28 · LEAD: BOTH LEADERS</w:t>
+        <w:t xml:space="preserve">S4 · 8:24–8:28 · </w:t>
+      </w:r>
+      <w:r>
+        <w:rPr>
+          <w:b/>
+          <w:color w:val="6B3FA0"/>
+          <w:sz w:val="18"/>
+        </w:rPr>
+        <w:t>LEAD: BOTH LEADERS</w:t>
+      </w:r>
+      <w:r>
+        <w:rPr>
+          <w:b/>
+          <w:color w:val="6B8E3F"/>
+          <w:sz w:val="18"/>
+        </w:rPr>
       </w:r>
     </w:p>
     <w:p>
       <w:pPr>
-        <w:ind w:left="216"/>
+        <w:pBdr>
+          <w:left w:val="thickThinSmallGap" w:sz="24" w:space="8" w:color="6B3FA0"/>
+        </w:pBdr>
+        <w:spacing w:before="0" w:after="20"/>
       </w:pPr>
       <w:r>
         <w:rPr>
@@ -995,7 +1848,10 @@
     </w:p>
     <w:p>
       <w:pPr>
-        <w:ind w:left="216"/>
+        <w:pBdr>
+          <w:left w:val="thickThinSmallGap" w:sz="24" w:space="8" w:color="6B3FA0"/>
+        </w:pBdr>
+        <w:spacing w:before="0" w:after="60"/>
       </w:pPr>
       <w:r>
         <w:t>1. You frame it; the senior answers the three things FIRST, you answer the first two second; the room's feedback covers both.</w:t>
@@ -1003,7 +1859,10 @@
     </w:p>
     <w:p>
       <w:pPr>
-        <w:ind w:left="216"/>
+        <w:pBdr>
+          <w:left w:val="thickThinSmallGap" w:sz="24" w:space="8" w:color="6B3FA0"/>
+        </w:pBdr>
+        <w:spacing w:before="0" w:after="60"/>
       </w:pPr>
       <w:r>
         <w:t>2. Keep the room's words specific and for-you-shaped: 'the way you waited out the silence' is gold; 'you did great' is not.</w:t>
@@ -1011,7 +1870,10 @@
     </w:p>
     <w:p>
       <w:pPr>
-        <w:ind w:left="216"/>
+        <w:pBdr>
+          <w:left w:val="thickThinSmallGap" w:sz="24" w:space="8" w:color="6B3FA0"/>
+        </w:pBdr>
+        <w:spacing w:before="0" w:after="60"/>
       </w:pPr>
       <w:r>
         <w:t>3. Both leaders receive without defending — 'thank you.'</w:t>
@@ -1019,24 +1881,40 @@
     </w:p>
     <w:p>
       <w:pPr>
-        <w:ind w:left="216"/>
+        <w:pBdr>
+          <w:left w:val="thickThinSmallGap" w:sz="24" w:space="8" w:color="6B3FA0"/>
+        </w:pBdr>
+        <w:spacing w:before="0" w:after="60"/>
       </w:pPr>
       <w:r>
         <w:rPr>
           <w:b/>
           <w:color w:val="595959"/>
         </w:rPr>
-        <w:t>CUES:</w:t>
+        <w:t xml:space="preserve">CUES: </w:t>
       </w:r>
       <w:r>
-        <w:t xml:space="preserve"> The team's one growth item was agreed in a ten-second sidebar during the merge — never improvised in front of the room; affirmations outweigh it in number and specificity. Think hard before dropping this round on a night a senior led — it is part of their formation.</w:t>
+        <w:t>The team's one growth item was agreed in a ten-second sidebar during the merge — never improvised in front of the room; affirmations outweigh it in number and specificity. Think hard before dropping this round on a night a senior led — it is part of their formation.</w:t>
       </w:r>
     </w:p>
     <w:p>
       <w:pPr>
         <w:keepNext/>
-        <w:spacing w:before="160" w:after="20"/>
+        <w:pBdr>
+          <w:left w:val="single" w:sz="24" w:space="8" w:color="1F4E79"/>
+        </w:pBdr>
+        <w:shd w:val="clear" w:color="auto" w:fill="DEEAF6"/>
+        <w:spacing w:before="160" w:after="40"/>
       </w:pPr>
+      <w:r>
+        <w:rPr>
+          <w:rFonts w:ascii="Cambria" w:hAnsi="Cambria"/>
+          <w:b/>
+          <w:color w:val="1F4E79"/>
+          <w:sz w:val="30"/>
+        </w:rPr>
+        <w:t>65</w:t>
+      </w:r>
       <w:r>
         <w:rPr>
           <w:rFonts w:ascii="Cambria" w:hAnsi="Cambria"/>
@@ -1044,13 +1922,32 @@
           <w:color w:val="2C5F2D"/>
           <w:sz w:val="24"/>
         </w:rPr>
-        <w:t>Slide 15 — Closing the Container + Aaronic Blessing</w:t>
+        <w:t xml:space="preserve">   Closing the Container + Aaronic Blessing</w:t>
+      </w:r>
+      <w:r>
+        <w:rPr>
+          <w:b/>
+          <w:color w:val="1F4E79"/>
+          <w:sz w:val="17"/>
+        </w:rPr>
+        <w:t xml:space="preserve">    CONTAINER HOLDER</w:t>
+      </w:r>
+      <w:r>
+        <w:rPr>
+          <w:b w:val="0"/>
+          <w:color w:val="7F7F7F"/>
+          <w:sz w:val="16"/>
+        </w:rPr>
+        <w:t xml:space="preserve">   · slide 15 of 15</w:t>
       </w:r>
     </w:p>
     <w:p>
       <w:pPr>
         <w:keepNext/>
-        <w:spacing w:after="40"/>
+        <w:pBdr>
+          <w:left w:val="single" w:sz="24" w:space="8" w:color="1F4E79"/>
+        </w:pBdr>
+        <w:spacing w:before="0" w:after="60"/>
       </w:pPr>
       <w:r>
         <w:rPr>
@@ -1058,12 +1955,30 @@
           <w:color w:val="6B8E3F"/>
           <w:sz w:val="18"/>
         </w:rPr>
-        <w:t>S4 · 8:28–8:30 · LEAD: CONTAINER HOLDER</w:t>
+        <w:t xml:space="preserve">S4 · 8:28–8:30 · </w:t>
+      </w:r>
+      <w:r>
+        <w:rPr>
+          <w:b/>
+          <w:color w:val="1F4E79"/>
+          <w:sz w:val="18"/>
+        </w:rPr>
+        <w:t>LEAD: CONTAINER HOLDER</w:t>
+      </w:r>
+      <w:r>
+        <w:rPr>
+          <w:b/>
+          <w:color w:val="6B8E3F"/>
+          <w:sz w:val="18"/>
+        </w:rPr>
       </w:r>
     </w:p>
     <w:p>
       <w:pPr>
-        <w:ind w:left="216"/>
+        <w:pBdr>
+          <w:left w:val="single" w:sz="24" w:space="8" w:color="1F4E79"/>
+        </w:pBdr>
+        <w:spacing w:before="0" w:after="20"/>
       </w:pPr>
       <w:r>
         <w:rPr>
@@ -1075,7 +1990,10 @@
     </w:p>
     <w:p>
       <w:pPr>
-        <w:ind w:left="216"/>
+        <w:pBdr>
+          <w:left w:val="single" w:sz="24" w:space="8" w:color="1F4E79"/>
+        </w:pBdr>
+        <w:spacing w:before="0" w:after="60"/>
       </w:pPr>
       <w:r>
         <w:t>1. The senior closes from the card: your story goes home with you, nobody else's; help named; Aaronic blessing; 'Go gently this week.'</w:t>
@@ -1083,7 +2001,10 @@
     </w:p>
     <w:p>
       <w:pPr>
-        <w:ind w:left="216"/>
+        <w:pBdr>
+          <w:left w:val="single" w:sz="24" w:space="8" w:color="1F4E79"/>
+        </w:pBdr>
+        <w:spacing w:before="0" w:after="60"/>
       </w:pPr>
       <w:r>
         <w:t>2. Adults stay accessible ten minutes after, as always.</w:t>
@@ -1091,22 +2012,25 @@
     </w:p>
     <w:p>
       <w:pPr>
-        <w:ind w:left="216"/>
+        <w:pBdr>
+          <w:left w:val="single" w:sz="24" w:space="8" w:color="1F4E79"/>
+        </w:pBdr>
+        <w:spacing w:before="0" w:after="60"/>
       </w:pPr>
       <w:r>
         <w:rPr>
           <w:b/>
           <w:color w:val="595959"/>
         </w:rPr>
-        <w:t>CUES:</w:t>
+        <w:t xml:space="preserve">CUES: </w:t>
       </w:r>
       <w:r>
-        <w:t xml:space="preserve"> Find the senior privately before they leave: one sentence of thanks, one question — 'How are you, after that?' — and a listen. No coaching today; that waits for the debrief and the Lab.</w:t>
+        <w:t>Find the senior privately before they leave: one sentence of thanks, one question — 'How are you, after that?' — and a listen. No coaching today; that waits for the debrief and the Lab.</w:t>
       </w:r>
     </w:p>
     <w:p>
       <w:pPr>
-        <w:spacing w:before="200"/>
+        <w:spacing w:before="200" w:after="0"/>
         <w:jc w:val="center"/>
       </w:pPr>
       <w:r>

--- a/_implementation-notes/evening-series/FotH Evening Session 4 Leader Notes DRAFT v1.docx
+++ b/_implementation-notes/evening-series/FotH Evening Session 4 Leader Notes DRAFT v1.docx
@@ -26,6 +26,26 @@
           <w:sz w:val="18"/>
         </w:rPr>
         <w:t>FotH Evening · the speaker notes, in hand — so the leading pair reads the room, not the screen. The big number on each block is the number in the corner of the screen; the colour is whose block it is. Built from the deck's own notes, so the two always agree.</w:t>
+      </w:r>
+    </w:p>
+    <w:p>
+      <w:pPr>
+        <w:spacing w:before="0" w:after="80"/>
+      </w:pPr>
+      <w:r>
+        <w:rPr>
+          <w:b/>
+          <w:color w:val="2C5F2D"/>
+          <w:sz w:val="18"/>
+        </w:rPr>
+        <w:t xml:space="preserve">Reading the numbers. </w:t>
+      </w:r>
+      <w:r>
+        <w:rPr>
+          <w:color w:val="595959"/>
+          <w:sz w:val="18"/>
+        </w:rPr>
+        <w:t>Match the big number on each block to the number in the bottom-right corner of the screen. This session is 52–65 in the series' one continuous numbering. The first slide, the series title, is “Title” here.</w:t>
       </w:r>
     </w:p>
     <w:p>

--- a/_implementation-notes/evening-series/FotH Evening Session 4 Leader Notes DRAFT v1.docx
+++ b/_implementation-notes/evening-series/FotH Evening Session 4 Leader Notes DRAFT v1.docx
@@ -2050,6 +2050,24 @@
     </w:p>
     <w:p>
       <w:pPr>
+        <w:pBdr>
+          <w:left w:val="single" w:sz="24" w:space="8" w:color="1F4E79"/>
+        </w:pBdr>
+        <w:spacing w:before="0" w:after="60"/>
+      </w:pPr>
+      <w:r>
+        <w:rPr>
+          <w:b/>
+          <w:color w:val="595959"/>
+        </w:rPr>
+        <w:t xml:space="preserve">BLESSINGS: </w:t>
+      </w:r>
+      <w:r>
+        <w:t>eyes on the person, not the screen — nothing to read; say what is on your heart for them, specific and short.</w:t>
+      </w:r>
+    </w:p>
+    <w:p>
+      <w:pPr>
         <w:spacing w:before="200" w:after="0"/>
         <w:jc w:val="center"/>
       </w:pPr>
